--- a/荣格八维测验-152题手册.docx
+++ b/荣格八维测验-152题手册.docx
@@ -81,7 +81,7 @@
           <w:color w:val="6D7178"/>
           <w:sz w:val="22"/>
         </w:rPr>
-        <w:t>v3.1　·　2026-10-26</w:t>
+        <w:t>v3.2　·　2026-10-26</w:t>
       </w:r>
     </w:p>
     <w:p>
@@ -3663,6 +3663,39 @@
           <w:sz w:val="27"/>
         </w:rPr>
         <w:t>4.3 152 题怎么分次做</w:t>
+      </w:r>
+    </w:p>
+    <w:p>
+      <w:pPr>
+        <w:spacing w:before="0" w:after="120" w:line="372" w:lineRule="auto"/>
+        <w:ind w:firstLine="420"/>
+      </w:pPr>
+      <w:r>
+        <w:rPr>
+          <w:rFonts w:ascii="宋体" w:hAnsi="宋体" w:eastAsia="宋体"/>
+          <w:b w:val="0"/>
+          <w:i w:val="0"/>
+          <w:sz w:val="21"/>
+        </w:rPr>
+        <w:t>网页版每次重新开始都会</w:t>
+      </w:r>
+      <w:r>
+        <w:rPr>
+          <w:rFonts w:ascii="宋体" w:hAnsi="宋体" w:eastAsia="宋体"/>
+          <w:b/>
+          <w:i w:val="0"/>
+          <w:sz w:val="21"/>
+        </w:rPr>
+        <w:t>打乱题目顺序</w:t>
+      </w:r>
+      <w:r>
+        <w:rPr>
+          <w:rFonts w:ascii="宋体" w:hAnsi="宋体" w:eastAsia="宋体"/>
+          <w:b w:val="0"/>
+          <w:i w:val="0"/>
+          <w:sz w:val="21"/>
+        </w:rPr>
+        <w:t>，同一功能的题不会连着出现——减少「看出这题在测什么」的机会。纸笔版在附录 A 里按功能分块排列，那是为了方便核对，计分不受顺序影响。</w:t>
       </w:r>
     </w:p>
     <w:p>
@@ -11196,7 +11229,7 @@
           <w:i w:val="0"/>
           <w:sz w:val="20"/>
         </w:rPr>
-        <w:t>Se-01　全家自驾途中临时改道，你马上看路牌问往哪拐。</w:t>
+        <w:t>Se-01　全家出去玩，路上临时改道，你第一个说那就走这条。</w:t>
       </w:r>
     </w:p>
     <w:p>
@@ -11211,7 +11244,7 @@
           <w:i w:val="0"/>
           <w:sz w:val="20"/>
         </w:rPr>
-        <w:t>Se-02　年夜饭桌上菜还没齐，你就挽袖子现张罗起来。</w:t>
+        <w:t>Se-02　年夜饭桌上菜不够，你起身就去厨房张罗。</w:t>
       </w:r>
     </w:p>
     <w:p>
@@ -11226,7 +11259,7 @@
           <w:i w:val="0"/>
           <w:sz w:val="20"/>
         </w:rPr>
-        <w:t>Se-03　全家自驾途中临时改道，你先打电话问清原来的安排。（反）</w:t>
+        <w:t>Se-03　全家出游怎么走，你想按原来定好的来。（反）</w:t>
       </w:r>
     </w:p>
     <w:p>
@@ -11241,7 +11274,7 @@
           <w:i w:val="0"/>
           <w:sz w:val="20"/>
         </w:rPr>
-        <w:t>Se-04　客户当场推翻方案，你在会议室就着白板改。</w:t>
+        <w:t>Se-04　客户当面改需求，你直接在会议室里改给他看。</w:t>
       </w:r>
     </w:p>
     <w:p>
@@ -11256,7 +11289,7 @@
           <w:i w:val="0"/>
           <w:sz w:val="20"/>
         </w:rPr>
-        <w:t>Se-05　仓库盘点时你一眼看出货架上有箱摆错了。</w:t>
+        <w:t>Se-05　盘点时货架摆错，一眼就被你看出来。</w:t>
       </w:r>
     </w:p>
     <w:p>
@@ -11271,7 +11304,7 @@
           <w:i w:val="0"/>
           <w:sz w:val="20"/>
         </w:rPr>
-        <w:t>Se-06　团建爬山你跟着队伍走，脚下的路交给别人看。（反）</w:t>
+        <w:t>Se-06　团建爬山，你跟着队伍慢慢走，不太看路。（反）</w:t>
       </w:r>
     </w:p>
     <w:p>
@@ -11286,7 +11319,7 @@
           <w:i w:val="0"/>
           <w:sz w:val="20"/>
         </w:rPr>
-        <w:t>Se-07　学游泳你不看教程，先下水扶着池边蹬腿。</w:t>
+        <w:t>Se-07　学游泳你不看教程，先下水试。</w:t>
       </w:r>
     </w:p>
     <w:p>
@@ -11301,7 +11334,7 @@
           <w:i w:val="0"/>
           <w:sz w:val="20"/>
         </w:rPr>
-        <w:t>Se-08　学游泳前你先把教程视频看完，才肯下水。（反）</w:t>
+        <w:t>Se-08　上手之前，你得把教程完整看一遍才敢动。（反）</w:t>
       </w:r>
     </w:p>
     <w:p>
@@ -11316,7 +11349,7 @@
           <w:i w:val="0"/>
           <w:sz w:val="20"/>
         </w:rPr>
-        <w:t>Se-09　饭局上你拿过菜单，边翻边问大家吃什么。</w:t>
+        <w:t>Se-09　一桌人都不动，你先招呼点菜。</w:t>
       </w:r>
     </w:p>
     <w:p>
@@ -11331,7 +11364,7 @@
           <w:i w:val="0"/>
           <w:sz w:val="20"/>
         </w:rPr>
-        <w:t>Se-10　朋友拿出新桌游，你先抓牌试一把再听规则。</w:t>
+        <w:t>Se-10　桌游规则还没讲完，你已经摸起牌来试。</w:t>
       </w:r>
     </w:p>
     <w:p>
@@ -11346,7 +11379,7 @@
           <w:i w:val="0"/>
           <w:sz w:val="20"/>
         </w:rPr>
-        <w:t>Se-11　逛家电卖场你打开冰箱门，摸内壁听声音。</w:t>
+        <w:t>Se-11　逛家电卖场，你先上手把机器摸一圈。</w:t>
       </w:r>
     </w:p>
     <w:p>
@@ -11361,7 +11394,7 @@
           <w:i w:val="0"/>
           <w:sz w:val="20"/>
         </w:rPr>
-        <w:t>Se-12　买冰箱前你翻参数做对比，到了卖场也没上手看。（反）</w:t>
+        <w:t>Se-12　买东西你翻翻参数就下单，懒得去店里看。（反）</w:t>
       </w:r>
     </w:p>
     <w:p>
@@ -11376,7 +11409,7 @@
           <w:i w:val="0"/>
           <w:sz w:val="20"/>
         </w:rPr>
-        <w:t>Se-13　楼上半夜还在响，你披上衣服上楼敲门当面说。</w:t>
+        <w:t>Se-13　楼上半夜还在响，你披上衣服上楼敲门。</w:t>
       </w:r>
     </w:p>
     <w:p>
@@ -11391,7 +11424,7 @@
           <w:i w:val="0"/>
           <w:sz w:val="20"/>
         </w:rPr>
-        <w:t>Se-14　菜市场少称了，你心里记一下，回家再想办法。（反）</w:t>
+        <w:t>Se-14　买菜被少称了，你回家才想起来该说。（反）</w:t>
       </w:r>
     </w:p>
     <w:p>
@@ -11406,7 +11439,7 @@
           <w:i w:val="0"/>
           <w:sz w:val="20"/>
         </w:rPr>
-        <w:t>Se-15　做菜你靠手感撒盐，尝一口再补一点。</w:t>
+        <w:t>Se-15　做菜你靠手感撒盐，尝一口再补。</w:t>
       </w:r>
     </w:p>
     <w:p>
@@ -11421,7 +11454,7 @@
           <w:i w:val="0"/>
           <w:sz w:val="20"/>
         </w:rPr>
-        <w:t>Se-16　做菜你按菜谱称好克数，再一样一样下锅。（反）</w:t>
+        <w:t>Se-16　做菜你按菜谱称克数、掐着表。（反）</w:t>
       </w:r>
     </w:p>
     <w:p>
@@ -11436,7 +11469,7 @@
           <w:i w:val="0"/>
           <w:sz w:val="20"/>
         </w:rPr>
-        <w:t>Se-17　新手机上市，你先去店里把它拿在手上转两圈。</w:t>
+        <w:t>Se-17　新手机上市，你先去店里摸一遍。</w:t>
       </w:r>
     </w:p>
     <w:p>
@@ -11451,7 +11484,7 @@
           <w:i w:val="0"/>
           <w:sz w:val="20"/>
         </w:rPr>
-        <w:t>Se-18　对方情绪不好，你不劝，拉他出门走一段。</w:t>
+        <w:t>Se-18　对方不高兴，你拉他出门走走。</w:t>
       </w:r>
     </w:p>
     <w:p>
@@ -11466,7 +11499,7 @@
           <w:i w:val="0"/>
           <w:sz w:val="20"/>
         </w:rPr>
-        <w:t>Se-19　身体不舒服，你先说清是哪儿疼、怎么个疼法。</w:t>
+        <w:t>Se-19　身上不舒服，你先说清哪儿疼、怎么个疼法。</w:t>
       </w:r>
     </w:p>
     <w:p>
@@ -11496,7 +11529,7 @@
           <w:i w:val="0"/>
           <w:sz w:val="20"/>
         </w:rPr>
-        <w:t>Si-01　过年走亲戚，你按往年的顺序一家一家去。</w:t>
+        <w:t>Si-01　过年走亲戚，你按往年的顺序来才顺。</w:t>
       </w:r>
     </w:p>
     <w:p>
@@ -11511,7 +11544,7 @@
           <w:i w:val="0"/>
           <w:sz w:val="20"/>
         </w:rPr>
-        <w:t>Si-02　妈妈的旧菜谱，你照着上面的火候和顺序做。</w:t>
+        <w:t>Si-02　妈妈的旧菜谱，你照着上面的量做。</w:t>
       </w:r>
     </w:p>
     <w:p>
@@ -11526,7 +11559,7 @@
           <w:i w:val="0"/>
           <w:sz w:val="20"/>
         </w:rPr>
-        <w:t>Si-03　家里的东西放哪儿你不太在意，找的时候再翻。（反）</w:t>
+        <w:t>Si-03　家里的东西放哪儿，你从来不记。（反）</w:t>
       </w:r>
     </w:p>
     <w:p>
@@ -11541,7 +11574,7 @@
           <w:i w:val="0"/>
           <w:sz w:val="20"/>
         </w:rPr>
-        <w:t>Si-04　做报表你还是沿用上季度那份模板的格式。</w:t>
+        <w:t>Si-04　做报表你沿用上季度那套模板。</w:t>
       </w:r>
     </w:p>
     <w:p>
@@ -11556,7 +11589,7 @@
           <w:i w:val="0"/>
           <w:sz w:val="20"/>
         </w:rPr>
-        <w:t>Si-05　公司流程你一步步照着走，跳一步心里不踏实。</w:t>
+        <w:t>Si-05　公司的流程你一步一步走，不跳步。</w:t>
       </w:r>
     </w:p>
     <w:p>
@@ -11571,7 +11604,7 @@
           <w:i w:val="0"/>
           <w:sz w:val="20"/>
         </w:rPr>
-        <w:t>Si-06　新项目你不翻旧资料，直接从头摸一遍。（反）</w:t>
+        <w:t>Si-06　新项目你不翻旧资料，从头摸一遍。（反）</w:t>
       </w:r>
     </w:p>
     <w:p>
@@ -11586,7 +11619,7 @@
           <w:i w:val="0"/>
           <w:sz w:val="20"/>
         </w:rPr>
-        <w:t>Si-07　复习你不翻旧笔记，另找一套方法从头试。（反）</w:t>
+        <w:t>Si-07　复习还是那套笔记法，换了不顺手。</w:t>
       </w:r>
     </w:p>
     <w:p>
@@ -11601,7 +11634,7 @@
           <w:i w:val="0"/>
           <w:sz w:val="20"/>
         </w:rPr>
-        <w:t>Si-08　考试你先按熟的那套时间分配往下答。</w:t>
+        <w:t>Si-08　复习你每次换新方法，旧的不用。（反）</w:t>
       </w:r>
     </w:p>
     <w:p>
@@ -11616,7 +11649,7 @@
           <w:i w:val="0"/>
           <w:sz w:val="20"/>
         </w:rPr>
-        <w:t>Si-09　老朋友见面，你还是约那家去了很多年的老馆子。</w:t>
+        <w:t>Si-09　老朋友见面，还是去那家老馆子。</w:t>
       </w:r>
     </w:p>
     <w:p>
@@ -11631,7 +11664,7 @@
           <w:i w:val="0"/>
           <w:sz w:val="20"/>
         </w:rPr>
-        <w:t>Si-10　饭桌上你换个新段子讲，老段子自己都想不起来。（反）</w:t>
+        <w:t>Si-10　饭桌上那段子你讲了好几遍。</w:t>
       </w:r>
     </w:p>
     <w:p>
@@ -11646,7 +11679,7 @@
           <w:i w:val="0"/>
           <w:sz w:val="20"/>
         </w:rPr>
-        <w:t>Si-11　买酱油你伸手就拿一直吃的那个牌子。</w:t>
+        <w:t>Si-11　酱油一直买同一个牌子。</w:t>
       </w:r>
     </w:p>
     <w:p>
@@ -11661,7 +11694,7 @@
           <w:i w:val="0"/>
           <w:sz w:val="20"/>
         </w:rPr>
-        <w:t>Si-12　换新手机，你先去把旧手机里的设置一项项对回来。</w:t>
+        <w:t>Si-12　换新手机，你懒得把旧设置搬过来。（反）</w:t>
       </w:r>
     </w:p>
     <w:p>
@@ -11676,7 +11709,7 @@
           <w:i w:val="0"/>
           <w:sz w:val="20"/>
         </w:rPr>
-        <w:t>Si-13　邻里有点摩擦，你按以前那回的办法去处理。</w:t>
+        <w:t>Si-13　邻里这点事，按以前的办法处理就行。</w:t>
       </w:r>
     </w:p>
     <w:p>
@@ -11691,7 +11724,7 @@
           <w:i w:val="0"/>
           <w:sz w:val="20"/>
         </w:rPr>
-        <w:t>Si-14　跟同事闹别扭，你不去想上回，只谈这次的事。（反）</w:t>
+        <w:t>Si-14　跟同事闹别扭，你不去想上回怎么解决的。（反）</w:t>
       </w:r>
     </w:p>
     <w:p>
@@ -11706,7 +11739,7 @@
           <w:i w:val="0"/>
           <w:sz w:val="20"/>
         </w:rPr>
-        <w:t>Si-15　跑步你顺着那条走熟的路线，心里有数。</w:t>
+        <w:t>Si-15　跑步你走熟的那条路线。</w:t>
       </w:r>
     </w:p>
     <w:p>
@@ -11721,7 +11754,7 @@
           <w:i w:val="0"/>
           <w:sz w:val="20"/>
         </w:rPr>
-        <w:t>Si-16　做菜你不看量杯和计时器，随手放随手炒。（反）</w:t>
+        <w:t>Si-16　做菜你不看量杯，也不掐表。（反）</w:t>
       </w:r>
     </w:p>
     <w:p>
@@ -11736,7 +11769,7 @@
           <w:i w:val="0"/>
           <w:sz w:val="20"/>
         </w:rPr>
-        <w:t>Si-17　看到一条传言，你想起前几年传过的那版。</w:t>
+        <w:t>Si-17　看到传言，你想起前几年传过的那一版。</w:t>
       </w:r>
     </w:p>
     <w:p>
@@ -11751,7 +11784,7 @@
           <w:i w:val="0"/>
           <w:sz w:val="20"/>
         </w:rPr>
-        <w:t>Si-18　对方不吃什么、几点睡，你都记在心里。</w:t>
+        <w:t>Si-18　你记得对方不吃什么、几点睡。</w:t>
       </w:r>
     </w:p>
     <w:p>
@@ -11766,7 +11799,7 @@
           <w:i w:val="0"/>
           <w:sz w:val="20"/>
         </w:rPr>
-        <w:t>Si-19　换季时你会留意身上反应跟往年像不像。</w:t>
+        <w:t>Si-19　换季了，你留意身上反应和往年像不像。</w:t>
       </w:r>
     </w:p>
     <w:p>
@@ -11796,7 +11829,7 @@
           <w:i w:val="0"/>
           <w:sz w:val="20"/>
         </w:rPr>
-        <w:t>Ne-01　装修想试混搭，北欧的墙配旧木料地板，阳台也想掺一手。</w:t>
+        <w:t>Ne-01　装修时你想把两种不搭的风格放一起试试。</w:t>
       </w:r>
     </w:p>
     <w:p>
@@ -11811,7 +11844,7 @@
           <w:i w:val="0"/>
           <w:sz w:val="20"/>
         </w:rPr>
-        <w:t>Ne-02　孩子问天为什么蓝，你从光的散射扯到海和晚霞，话还没完。</w:t>
+        <w:t>Ne-02　孩子问一句为什么，你能扯出一串别的。</w:t>
       </w:r>
     </w:p>
     <w:p>
@@ -11826,7 +11859,7 @@
           <w:i w:val="0"/>
           <w:sz w:val="20"/>
         </w:rPr>
-        <w:t>Ne-03　旧家具你就按原来的用处用，没想过改成别的样子。（反）</w:t>
+        <w:t>Ne-03　家里换家具，你按原来那套再买一份。（反）</w:t>
       </w:r>
     </w:p>
     <w:p>
@@ -11841,7 +11874,7 @@
           <w:i w:val="0"/>
           <w:sz w:val="20"/>
         </w:rPr>
-        <w:t>Ne-04　会上你一口气抛出三个方向，还顺手补了两条别的路。</w:t>
+        <w:t>Ne-04　讨论新方向，你先抛三个点子，哪怕还很粗。</w:t>
       </w:r>
     </w:p>
     <w:p>
@@ -11856,7 +11889,7 @@
           <w:i w:val="0"/>
           <w:sz w:val="20"/>
         </w:rPr>
-        <w:t>Ne-05　给产品想点子，你专挑不正经的路子试，再看哪个能成。</w:t>
+        <w:t>Ne-05　两个不搭的业务，你会想能不能凑成一个。</w:t>
       </w:r>
     </w:p>
     <w:p>
@@ -11871,7 +11904,7 @@
           <w:i w:val="0"/>
           <w:sz w:val="20"/>
         </w:rPr>
-        <w:t>Ne-06　开会你只讲定好的那个方向，别的一条都不提。（反）</w:t>
+        <w:t>Ne-06　讨论方案，你只谈眼前这一种做法。（反）</w:t>
       </w:r>
     </w:p>
     <w:p>
@@ -11886,7 +11919,7 @@
           <w:i w:val="0"/>
           <w:sz w:val="20"/>
         </w:rPr>
-        <w:t>Ne-07　啃一个概念，你会想到别的领域也有同一套东西在转。</w:t>
+        <w:t>Ne-07　学一个新概念，你会想它还能用在哪。</w:t>
       </w:r>
     </w:p>
     <w:p>
@@ -11901,7 +11934,7 @@
           <w:i w:val="0"/>
           <w:sz w:val="20"/>
         </w:rPr>
-        <w:t>Ne-08　记概念你就按书上那一章记下来，不往别的地方联。（反）</w:t>
+        <w:t>Ne-08　学东西你按老师给的步骤走，不想别的用法。（反）</w:t>
       </w:r>
     </w:p>
     <w:p>
@@ -11916,7 +11949,7 @@
           <w:i w:val="0"/>
           <w:sz w:val="20"/>
         </w:rPr>
-        <w:t>Ne-09　聊着聊着，你从天气跳到谁家的事，再跳到新开的店。</w:t>
+        <w:t>Ne-09　聊天你容易跳题，朋友说你跳得有点快。</w:t>
       </w:r>
     </w:p>
     <w:p>
@@ -11931,7 +11964,7 @@
           <w:i w:val="0"/>
           <w:sz w:val="20"/>
         </w:rPr>
-        <w:t>Ne-10　聊天时你守着同一个话题往下说，不往旁边岔。（反）</w:t>
+        <w:t>Ne-10　聊天你希望一直停在同一个话题上。（反）</w:t>
       </w:r>
     </w:p>
     <w:p>
@@ -11946,7 +11979,7 @@
           <w:i w:val="0"/>
           <w:sz w:val="20"/>
         </w:rPr>
-        <w:t>Ne-11　逛超市专看新品，看完就琢磨家里哪块地方能用上。</w:t>
+        <w:t>Ne-11　逛超市你专挑没见过的牌子试。</w:t>
       </w:r>
     </w:p>
     <w:p>
@@ -11961,7 +11994,7 @@
           <w:i w:val="0"/>
           <w:sz w:val="20"/>
         </w:rPr>
-        <w:t>Ne-12　逛超市只拿清单上的，新品柜台一眼不看就走过去。（反）</w:t>
+        <w:t>Ne-12　逛超市你只买用过的那几个牌子。（反）</w:t>
       </w:r>
     </w:p>
     <w:p>
@@ -11976,7 +12009,7 @@
           <w:i w:val="0"/>
           <w:sz w:val="20"/>
         </w:rPr>
-        <w:t>Ne-13　吵起来的时候，你提出第三条路，两边都没想过的。</w:t>
+        <w:t>Ne-13　吵起来你会提第三条路，两边都没想过。</w:t>
       </w:r>
     </w:p>
     <w:p>
@@ -11991,7 +12024,7 @@
           <w:i w:val="0"/>
           <w:sz w:val="20"/>
         </w:rPr>
-        <w:t>Ne-14　矛盾里你会替对方想几种处境，还想过换个说法。</w:t>
+        <w:t>Ne-14　吵起来你只想把眼前这件事说清。（反）</w:t>
       </w:r>
     </w:p>
     <w:p>
@@ -12006,7 +12039,7 @@
           <w:i w:val="0"/>
           <w:sz w:val="20"/>
         </w:rPr>
-        <w:t>Ne-15　想同时学三样乐器，还给每样找了个入门的法子。</w:t>
+        <w:t>Ne-15　你想同时学三样乐器，哪个都放不下。</w:t>
       </w:r>
     </w:p>
     <w:p>
@@ -12021,7 +12054,7 @@
           <w:i w:val="0"/>
           <w:sz w:val="20"/>
         </w:rPr>
-        <w:t>Ne-16　旅行前你把路线定成一套，路上不再琢磨别的走法。（反）</w:t>
+        <w:t>Ne-16　出去玩你想把几个方案拼在一起。</w:t>
       </w:r>
     </w:p>
     <w:p>
@@ -12036,7 +12069,7 @@
           <w:i w:val="0"/>
           <w:sz w:val="20"/>
         </w:rPr>
-        <w:t>Ne-17　看到新技术新闻，你先想它还能用在哪，能替掉哪些活。</w:t>
+        <w:t>Ne-17　看到新技术的新闻，你先想它还能用在哪。</w:t>
       </w:r>
     </w:p>
     <w:p>
@@ -12051,7 +12084,7 @@
           <w:i w:val="0"/>
           <w:sz w:val="20"/>
         </w:rPr>
-        <w:t>Ne-18　计划约会你想换花样，吃完饭还能骑车、看展，再去别处。</w:t>
+        <w:t>Ne-18　约会你想换个没试过的花样。</w:t>
       </w:r>
     </w:p>
     <w:p>
@@ -12066,7 +12099,7 @@
           <w:i w:val="0"/>
           <w:sz w:val="20"/>
         </w:rPr>
-        <w:t>Ne-19　身体一不舒服，你脑子里先冒出一串可能的原因。</w:t>
+        <w:t>Ne-19　身体不舒服，你会想到好几种可能的原因。</w:t>
       </w:r>
     </w:p>
     <w:p>
@@ -12096,7 +12129,7 @@
           <w:i w:val="0"/>
           <w:sz w:val="20"/>
         </w:rPr>
-        <w:t>Ni-01　看亲戚家孩子，你会想他十年后大概走成什么样。</w:t>
+        <w:t>Ni-01　看亲戚家孩子，你会猜他十年后什么样。</w:t>
       </w:r>
     </w:p>
     <w:p>
@@ -12111,7 +12144,7 @@
           <w:i w:val="0"/>
           <w:sz w:val="20"/>
         </w:rPr>
-        <w:t>Ni-02　家里闹矛盾，你会想根子其实在很早以前的一件小事上。</w:t>
+        <w:t>Ni-02　家里闹矛盾，你觉得根子在很早以前。</w:t>
       </w:r>
     </w:p>
     <w:p>
@@ -12126,7 +12159,7 @@
           <w:i w:val="0"/>
           <w:sz w:val="20"/>
         </w:rPr>
-        <w:t>Ni-03　亲戚家的事你只看眼前这一件，不往以后想。（反）</w:t>
+        <w:t>Ni-03　亲戚家的事，你只看眼前这一件。（反）</w:t>
       </w:r>
     </w:p>
     <w:p>
@@ -12141,7 +12174,7 @@
           <w:i w:val="0"/>
           <w:sz w:val="20"/>
         </w:rPr>
-        <w:t>Ni-04　你会判断这个行业三年后大概会变成什么样。</w:t>
+        <w:t>Ni-04　你能判断这个行业三年后往哪走。</w:t>
       </w:r>
     </w:p>
     <w:p>
@@ -12156,7 +12189,7 @@
           <w:i w:val="0"/>
           <w:sz w:val="20"/>
         </w:rPr>
-        <w:t>Ni-05　项目刚立项，你就能说出它最后可能死在哪一步。</w:t>
+        <w:t>Ni-05　项目刚立项，你就说出它可能死在哪一步。</w:t>
       </w:r>
     </w:p>
     <w:p>
@@ -12171,7 +12204,7 @@
           <w:i w:val="0"/>
           <w:sz w:val="20"/>
         </w:rPr>
-        <w:t>Ni-06　项目你只关心这周要做完的那部分。（反）</w:t>
+        <w:t>Ni-06　项目你只关心这周要交的那部分。（反）</w:t>
       </w:r>
     </w:p>
     <w:p>
@@ -12186,7 +12219,7 @@
           <w:i w:val="0"/>
           <w:sz w:val="20"/>
         </w:rPr>
-        <w:t>Ni-07　读完一本书，你能用一句话说清它到底在讲什么。</w:t>
+        <w:t>Ni-07　一本书读完，你能用一句话说清它讲什么。</w:t>
       </w:r>
     </w:p>
     <w:p>
@@ -12201,7 +12234,7 @@
           <w:i w:val="0"/>
           <w:sz w:val="20"/>
         </w:rPr>
-        <w:t>Ni-08　复习时你按章节顺序过，不太想整门课的主线。（反）</w:t>
+        <w:t>Ni-08　复习你按章节过，不太想整门课的主线。（反）</w:t>
       </w:r>
     </w:p>
     <w:p>
@@ -12231,7 +12264,7 @@
           <w:i w:val="0"/>
           <w:sz w:val="20"/>
         </w:rPr>
-        <w:t>Ni-10　一群人待着时，你只顾说自己的，不太管气氛。（反）</w:t>
+        <w:t>Ni-10　一群人待着，你只顾说自己的。（反）</w:t>
       </w:r>
     </w:p>
     <w:p>
@@ -12246,7 +12279,7 @@
           <w:i w:val="0"/>
           <w:sz w:val="20"/>
         </w:rPr>
-        <w:t>Ni-11　买大件时你会想这东西过几年会不会过时。</w:t>
+        <w:t>Ni-11　买大件你会想它过几年会不会过时。</w:t>
       </w:r>
     </w:p>
     <w:p>
@@ -12291,7 +12324,7 @@
           <w:i w:val="0"/>
           <w:sz w:val="20"/>
         </w:rPr>
-        <w:t>Ni-14　争执里你只回应他最后说的那一句。（反）</w:t>
+        <w:t>Ni-14　争执里你只回他最后说的那一句。（反）</w:t>
       </w:r>
     </w:p>
     <w:p>
@@ -12306,7 +12339,7 @@
           <w:i w:val="0"/>
           <w:sz w:val="20"/>
         </w:rPr>
-        <w:t>Ni-15　看完一部电影，你想的是它真正在讲什么。</w:t>
+        <w:t>Ni-15　看完电影，你想的是它真正在讲什么。</w:t>
       </w:r>
     </w:p>
     <w:p>
@@ -12336,7 +12369,7 @@
           <w:i w:val="0"/>
           <w:sz w:val="20"/>
         </w:rPr>
-        <w:t>Ni-17　一条新闻你会想它背后正往哪个方向走。</w:t>
+        <w:t>Ni-17　一条新闻，你会想它背后往哪走。</w:t>
       </w:r>
     </w:p>
     <w:p>
@@ -12351,7 +12384,7 @@
           <w:i w:val="0"/>
           <w:sz w:val="20"/>
         </w:rPr>
-        <w:t>Ni-18　关系里你常预感到这样下去会走到哪。</w:t>
+        <w:t>Ni-18　关系里你常预感到这样下去会怎样。</w:t>
       </w:r>
     </w:p>
     <w:p>
@@ -12366,7 +12399,7 @@
           <w:i w:val="0"/>
           <w:sz w:val="20"/>
         </w:rPr>
-        <w:t>Ni-19　长期累的时候，你觉得身体在提示你什么。</w:t>
+        <w:t>Ni-19　长期累，你觉得身体在提示你什么。</w:t>
       </w:r>
     </w:p>
     <w:p>
@@ -12396,7 +12429,7 @@
           <w:i w:val="0"/>
           <w:sz w:val="20"/>
         </w:rPr>
-        <w:t>Te-01　搬家前你先列好时间表和分工，谁搬哪间都写清。</w:t>
+        <w:t>Te-01　搬家你先列时间表，谁搬哪间写清楚。</w:t>
       </w:r>
     </w:p>
     <w:p>
@@ -12426,7 +12459,7 @@
           <w:i w:val="0"/>
           <w:sz w:val="20"/>
         </w:rPr>
-        <w:t>Te-03　家里出游你到了再商量去哪，事先不定计划。（反）</w:t>
+        <w:t>Te-03　家里出游到了再商量，事先不定计划。（反）</w:t>
       </w:r>
     </w:p>
     <w:p>
@@ -12441,7 +12474,7 @@
           <w:i w:val="0"/>
           <w:sz w:val="20"/>
         </w:rPr>
-        <w:t>Te-04　接到任务，你先拆成步骤和截止时间。</w:t>
+        <w:t>Te-04　接到任务，你先拆步骤、定截止时间。</w:t>
       </w:r>
     </w:p>
     <w:p>
@@ -12456,7 +12489,7 @@
           <w:i w:val="0"/>
           <w:sz w:val="20"/>
         </w:rPr>
-        <w:t>Te-05　开会你负责收口：谁做、什么时候交。</w:t>
+        <w:t>Te-05　开会到最后，你说清谁做、什么时候交。</w:t>
       </w:r>
     </w:p>
     <w:p>
@@ -12471,7 +12504,7 @@
           <w:i w:val="0"/>
           <w:sz w:val="20"/>
         </w:rPr>
-        <w:t>Te-06　项目推进你走一步看一步，不排节点。（反）</w:t>
+        <w:t>Te-06　项目走一步看一步，你不排节点。（反）</w:t>
       </w:r>
     </w:p>
     <w:p>
@@ -12486,7 +12519,7 @@
           <w:i w:val="0"/>
           <w:sz w:val="20"/>
         </w:rPr>
-        <w:t>Te-07　备考你先排一张到考前的计划表。</w:t>
+        <w:t>Te-07　备考你先排一张到考前的表。</w:t>
       </w:r>
     </w:p>
     <w:p>
@@ -12501,7 +12534,7 @@
           <w:i w:val="0"/>
           <w:sz w:val="20"/>
         </w:rPr>
-        <w:t>Te-08　复习你翻到哪算哪，不做进度安排。（反）</w:t>
+        <w:t>Te-08　复习你翻到哪算哪，不做安排。（反）</w:t>
       </w:r>
     </w:p>
     <w:p>
@@ -12516,7 +12549,7 @@
           <w:i w:val="0"/>
           <w:sz w:val="20"/>
         </w:rPr>
-        <w:t>Te-09　组织同学聚会，你把时间、人数、地点定死。</w:t>
+        <w:t>Te-09　组织聚会，你把时间、人数、地点定死。</w:t>
       </w:r>
     </w:p>
     <w:p>
@@ -12531,7 +12564,7 @@
           <w:i w:val="0"/>
           <w:sz w:val="20"/>
         </w:rPr>
-        <w:t>Te-10　群里收钱办事，你会把账目和进度贴出来。</w:t>
+        <w:t>Te-10　群里收钱，你把账目和进度贴出来。</w:t>
       </w:r>
     </w:p>
     <w:p>
@@ -12546,7 +12579,7 @@
           <w:i w:val="0"/>
           <w:sz w:val="20"/>
         </w:rPr>
-        <w:t>Te-11　买大件你做一张比价表，参数价格一起看。</w:t>
+        <w:t>Te-11　买大件你做张比价表，参数一起看。</w:t>
       </w:r>
     </w:p>
     <w:p>
@@ -12621,7 +12654,7 @@
           <w:i w:val="0"/>
           <w:sz w:val="20"/>
         </w:rPr>
-        <w:t>Te-16　组队打游戏，你等别人安排位置，自己不动手分。（反）</w:t>
+        <w:t>Te-16　组队打游戏，你等别人分位置。（反）</w:t>
       </w:r>
     </w:p>
     <w:p>
@@ -12636,7 +12669,7 @@
           <w:i w:val="0"/>
           <w:sz w:val="20"/>
         </w:rPr>
-        <w:t>Te-17　看新政策你先找关键条款和执行时间。</w:t>
+        <w:t>Te-17　看新政策，你先找关键条款和执行时间。</w:t>
       </w:r>
     </w:p>
     <w:p>
@@ -12666,7 +12699,7 @@
           <w:i w:val="0"/>
           <w:sz w:val="20"/>
         </w:rPr>
-        <w:t>Te-19　体检你按计划安排，复查时间也先定好。</w:t>
+        <w:t>Te-19　体检你按计划安排，复查时间也定好。</w:t>
       </w:r>
     </w:p>
     <w:p>
@@ -12696,7 +12729,7 @@
           <w:i w:val="0"/>
           <w:sz w:val="20"/>
         </w:rPr>
-        <w:t>Ti-01　家里争论该不该，你先问清这个该是按谁的标准。</w:t>
+        <w:t>Ti-01　家里争该不该，你先问清这个该是按谁的标准。</w:t>
       </w:r>
     </w:p>
     <w:p>
@@ -12711,7 +12744,7 @@
           <w:i w:val="0"/>
           <w:sz w:val="20"/>
         </w:rPr>
-        <w:t>Ti-02　说明书上的原理你会读明白再动手。</w:t>
+        <w:t>Ti-02　说明书上的原理，你要读明白才动手。</w:t>
       </w:r>
     </w:p>
     <w:p>
@@ -12726,7 +12759,7 @@
           <w:i w:val="0"/>
           <w:sz w:val="20"/>
         </w:rPr>
-        <w:t>Ti-03　亲戚说的话前后对不对得上，你不去管。（反）</w:t>
+        <w:t>Ti-03　亲戚说的话对不对得上，你不去管。（反）</w:t>
       </w:r>
     </w:p>
     <w:p>
@@ -12741,7 +12774,7 @@
           <w:i w:val="0"/>
           <w:sz w:val="20"/>
         </w:rPr>
-        <w:t>Ti-04　方案里的逻辑漏洞，你一眼就能指出来。</w:t>
+        <w:t>Ti-04　方案里的逻辑漏洞，你一眼就指出来。</w:t>
       </w:r>
     </w:p>
     <w:p>
@@ -12756,7 +12789,7 @@
           <w:i w:val="0"/>
           <w:sz w:val="20"/>
         </w:rPr>
-        <w:t>Ti-05　你会追问这个流程为什么非要这么设。</w:t>
+        <w:t>Ti-05　你会追问这流程为什么非要这么设。</w:t>
       </w:r>
     </w:p>
     <w:p>
@@ -12771,7 +12804,7 @@
           <w:i w:val="0"/>
           <w:sz w:val="20"/>
         </w:rPr>
-        <w:t>Ti-06　两份文档说法不一致，你按最新那份照做就行。（反）</w:t>
+        <w:t>Ti-06　两份文档说法不一致，你照最新那份做。（反）</w:t>
       </w:r>
     </w:p>
     <w:p>
@@ -12786,7 +12819,7 @@
           <w:i w:val="0"/>
           <w:sz w:val="20"/>
         </w:rPr>
-        <w:t>Ti-07　推公式你会把每一步的前提写出来。</w:t>
+        <w:t>Ti-07　推公式你把每一步的前提写出来。</w:t>
       </w:r>
     </w:p>
     <w:p>
@@ -12801,7 +12834,7 @@
           <w:i w:val="0"/>
           <w:sz w:val="20"/>
         </w:rPr>
-        <w:t>Ti-08　教材前后矛盾，你背下来应付考试就行。（反）</w:t>
+        <w:t>Ti-08　教材前后矛盾，你背下来应付考试。（反）</w:t>
       </w:r>
     </w:p>
     <w:p>
@@ -12846,7 +12879,7 @@
           <w:i w:val="0"/>
           <w:sz w:val="20"/>
         </w:rPr>
-        <w:t>Ti-11　参数之间的取舍，你会先弄清原理再选。</w:t>
+        <w:t>Ti-11　参数怎么取舍，你先弄清原理再选。</w:t>
       </w:r>
     </w:p>
     <w:p>
@@ -12861,7 +12894,7 @@
           <w:i w:val="0"/>
           <w:sz w:val="20"/>
         </w:rPr>
-        <w:t>Ti-12　保修条款你扫一眼就签，不太抠字眼。（反）</w:t>
+        <w:t>Ti-12　保修条款你扫一眼就签。（反）</w:t>
       </w:r>
     </w:p>
     <w:p>
@@ -12876,7 +12909,7 @@
           <w:i w:val="0"/>
           <w:sz w:val="20"/>
         </w:rPr>
-        <w:t>Ti-13　争执你会拆成哪些是事实、哪些是判断。</w:t>
+        <w:t>Ti-13　争执你会分哪些是事实、哪些是判断。</w:t>
       </w:r>
     </w:p>
     <w:p>
@@ -12891,7 +12924,7 @@
           <w:i w:val="0"/>
           <w:sz w:val="20"/>
         </w:rPr>
-        <w:t>Ti-14　谁对谁错你不细究，先把事放过去。（反）</w:t>
+        <w:t>Ti-14　谁对谁错你不细究，先让事过去。（反）</w:t>
       </w:r>
     </w:p>
     <w:p>
@@ -12906,7 +12939,7 @@
           <w:i w:val="0"/>
           <w:sz w:val="20"/>
         </w:rPr>
-        <w:t>Ti-15　游戏或器械的规则，你会读到最细那一层。</w:t>
+        <w:t>Ti-15　游戏规则你会读到最细那一层。</w:t>
       </w:r>
     </w:p>
     <w:p>
@@ -12921,7 +12954,7 @@
           <w:i w:val="0"/>
           <w:sz w:val="20"/>
         </w:rPr>
-        <w:t>Ti-16　玩之前你会先把规则完整读一遍。</w:t>
+        <w:t>Ti-16　玩之前你先把规则完整读一遍。</w:t>
       </w:r>
     </w:p>
     <w:p>
@@ -12936,7 +12969,7 @@
           <w:i w:val="0"/>
           <w:sz w:val="20"/>
         </w:rPr>
-        <w:t>Ti-17　一条消息你会去追它的出处和前提。</w:t>
+        <w:t>Ti-17　一条消息，你会去追它的出处和前提。</w:t>
       </w:r>
     </w:p>
     <w:p>
@@ -12996,7 +13029,7 @@
           <w:i w:val="0"/>
           <w:sz w:val="20"/>
         </w:rPr>
-        <w:t>Fe-01　饭桌上有人话赶话要吵起来，你先岔开话题。</w:t>
+        <w:t>Fe-01　饭桌上要吵起来了，你先岔开话题。</w:t>
       </w:r>
     </w:p>
     <w:p>
@@ -13011,7 +13044,7 @@
           <w:i w:val="0"/>
           <w:sz w:val="20"/>
         </w:rPr>
-        <w:t>Fe-02　长辈当众被晚辈顶了一句，你会替他找台阶。</w:t>
+        <w:t>Fe-02　长辈被晚辈顶了一句，你替他找台阶。</w:t>
       </w:r>
     </w:p>
     <w:p>
@@ -13026,7 +13059,7 @@
           <w:i w:val="0"/>
           <w:sz w:val="20"/>
         </w:rPr>
-        <w:t>Fe-03　亲戚之间传话，你只管带到，不管对方听了怎么想。（反）</w:t>
+        <w:t>Fe-03　亲戚间传话，你只管带到，不管对方怎么想。（反）</w:t>
       </w:r>
     </w:p>
     <w:p>
@@ -13041,7 +13074,7 @@
           <w:i w:val="0"/>
           <w:sz w:val="20"/>
         </w:rPr>
-        <w:t>Fe-04　同事被领导当众批评，散会后你会私下问一句。</w:t>
+        <w:t>Fe-04　同事被当众批评，散会你私下问一句。</w:t>
       </w:r>
     </w:p>
     <w:p>
@@ -13056,7 +13089,7 @@
           <w:i w:val="0"/>
           <w:sz w:val="20"/>
         </w:rPr>
-        <w:t>Fe-05　跨部门会开冷了场，你会先接话把气顺过来。</w:t>
+        <w:t>Fe-05　跨部门会冷场，你先接话把气顺过来。</w:t>
       </w:r>
     </w:p>
     <w:p>
@@ -13086,7 +13119,7 @@
           <w:i w:val="0"/>
           <w:sz w:val="20"/>
         </w:rPr>
-        <w:t>Fe-07　小组作业有人跟不上，你会把节奏放慢一点。</w:t>
+        <w:t>Fe-07　小组作业有人跟不上，你把节奏放慢。</w:t>
       </w:r>
     </w:p>
     <w:p>
@@ -13101,7 +13134,7 @@
           <w:i w:val="0"/>
           <w:sz w:val="20"/>
         </w:rPr>
-        <w:t>Fe-08　老师一句话让全班不舒服，你觉得跟自己没关系。（反）</w:t>
+        <w:t>Fe-08　老师一句让全班不舒服，你觉得跟自己无关。（反）</w:t>
       </w:r>
     </w:p>
     <w:p>
@@ -13116,7 +13149,7 @@
           <w:i w:val="0"/>
           <w:sz w:val="20"/>
         </w:rPr>
-        <w:t>Fe-09　敬酒你会留意顺序，别让谁被落下。</w:t>
+        <w:t>Fe-09　敬酒你留意顺序，别让谁被落下。</w:t>
       </w:r>
     </w:p>
     <w:p>
@@ -13146,7 +13179,7 @@
           <w:i w:val="0"/>
           <w:sz w:val="20"/>
         </w:rPr>
-        <w:t>Fe-11　陪人买东西，你会先想他的预算和面子。</w:t>
+        <w:t>Fe-11　陪人买东西，你先想他的预算和面子。</w:t>
       </w:r>
     </w:p>
     <w:p>
@@ -13161,7 +13194,7 @@
           <w:i w:val="0"/>
           <w:sz w:val="20"/>
         </w:rPr>
-        <w:t>Fe-12　送礼你挑自己喜欢的，不管对方合不合适。（反）</w:t>
+        <w:t>Fe-12　送礼你挑自己喜欢的，不管合不合适。（反）</w:t>
       </w:r>
     </w:p>
     <w:p>
@@ -13176,7 +13209,7 @@
           <w:i w:val="0"/>
           <w:sz w:val="20"/>
         </w:rPr>
-        <w:t>Fe-13　两边都下不来台时，你会递个台阶。</w:t>
+        <w:t>Fe-13　两边都下不来台，你递个台阶。</w:t>
       </w:r>
     </w:p>
     <w:p>
@@ -13191,7 +13224,7 @@
           <w:i w:val="0"/>
           <w:sz w:val="20"/>
         </w:rPr>
-        <w:t>Fe-14　群里吵起来你先看热闹，不掺和。（反）</w:t>
+        <w:t>Fe-14　群里吵起来，你先看热闹。（反）</w:t>
       </w:r>
     </w:p>
     <w:p>
@@ -13206,7 +13239,7 @@
           <w:i w:val="0"/>
           <w:sz w:val="20"/>
         </w:rPr>
-        <w:t>Fe-15　组织活动你会照顾到不爱说话的人。</w:t>
+        <w:t>Fe-15　组织活动，你照顾到不爱说话的人。</w:t>
       </w:r>
     </w:p>
     <w:p>
@@ -13221,7 +13254,7 @@
           <w:i w:val="0"/>
           <w:sz w:val="20"/>
         </w:rPr>
-        <w:t>Fe-16　唱歌时你会留意谁一直没唱。</w:t>
+        <w:t>Fe-16　唱歌时你留意谁一直没唱。</w:t>
       </w:r>
     </w:p>
     <w:p>
@@ -13236,7 +13269,7 @@
           <w:i w:val="0"/>
           <w:sz w:val="20"/>
         </w:rPr>
-        <w:t>Fe-17　转发消息前你会想，会不会让谁难堪。</w:t>
+        <w:t>Fe-17　转发前你会想，会不会让谁难堪。</w:t>
       </w:r>
     </w:p>
     <w:p>
@@ -13251,7 +13284,7 @@
           <w:i w:val="0"/>
           <w:sz w:val="20"/>
         </w:rPr>
-        <w:t>Fe-18　对方不开心，你会先接住情绪再谈事。</w:t>
+        <w:t>Fe-18　对方不高兴，你先接住情绪再谈事。</w:t>
       </w:r>
     </w:p>
     <w:p>
@@ -13266,7 +13299,7 @@
           <w:i w:val="0"/>
           <w:sz w:val="20"/>
         </w:rPr>
-        <w:t>Fe-19　家里人生病，你张罗挂号、陪床、忌口这些细节。</w:t>
+        <w:t>Fe-19　家里人生病，你张罗挂号、陪床、忌口。</w:t>
       </w:r>
     </w:p>
     <w:p>
@@ -13296,7 +13329,7 @@
           <w:i w:val="0"/>
           <w:sz w:val="20"/>
         </w:rPr>
-        <w:t>Fi-01　亲戚的话让你觉得违心，你会当场不太接。</w:t>
+        <w:t>Fi-01　亲戚的话让你觉得违心，你当场不太接。</w:t>
       </w:r>
     </w:p>
     <w:p>
@@ -13311,7 +13344,7 @@
           <w:i w:val="0"/>
           <w:sz w:val="20"/>
         </w:rPr>
-        <w:t>Fi-02　要不要为家里改自己的选择，你心里掂量很久。</w:t>
+        <w:t>Fi-02　要不要为家里改自己的选择，你掂量很久。</w:t>
       </w:r>
     </w:p>
     <w:p>
@@ -13326,7 +13359,7 @@
           <w:i w:val="0"/>
           <w:sz w:val="20"/>
         </w:rPr>
-        <w:t>Fi-03　长辈说什么你就照做，不太问自己认不认。（反）</w:t>
+        <w:t>Fi-03　长辈说什么你就照做，不问自己认不认。（反）</w:t>
       </w:r>
     </w:p>
     <w:p>
@@ -13341,7 +13374,7 @@
           <w:i w:val="0"/>
           <w:sz w:val="20"/>
         </w:rPr>
-        <w:t>Fi-04　让你做一件你不认同的事，你会先顶住。</w:t>
+        <w:t>Fi-04　让你做不认同的事，你先顶住。</w:t>
       </w:r>
     </w:p>
     <w:p>
@@ -13356,7 +13389,7 @@
           <w:i w:val="0"/>
           <w:sz w:val="20"/>
         </w:rPr>
-        <w:t>Fi-05　方案跟你的标准冲突，你宁可慢一点也不改。</w:t>
+        <w:t>Fi-05　方案和你的标准冲突，你宁可慢一点也不改。</w:t>
       </w:r>
     </w:p>
     <w:p>
@@ -13401,7 +13434,7 @@
           <w:i w:val="0"/>
           <w:sz w:val="20"/>
         </w:rPr>
-        <w:t>Fi-08　论文怎么写能过就怎么写，不管自己怎么想。（反）</w:t>
+        <w:t>Fi-08　论文怎么写能过就怎么写。（反）</w:t>
       </w:r>
     </w:p>
     <w:p>
@@ -13416,7 +13449,7 @@
           <w:i w:val="0"/>
           <w:sz w:val="20"/>
         </w:rPr>
-        <w:t>Fi-09　朋友的玩笑踩到你的线，你会直接说。</w:t>
+        <w:t>Fi-09　朋友的玩笑踩到你的线，你直接说。</w:t>
       </w:r>
     </w:p>
     <w:p>
@@ -13431,7 +13464,7 @@
           <w:i w:val="0"/>
           <w:sz w:val="20"/>
         </w:rPr>
-        <w:t>Fi-10　为了合群，你会跟着说自己也不同意的话。（反）</w:t>
+        <w:t>Fi-10　为了合群，你跟着说自己也不同意的话。（反）</w:t>
       </w:r>
     </w:p>
     <w:p>
@@ -13446,7 +13479,7 @@
           <w:i w:val="0"/>
           <w:sz w:val="20"/>
         </w:rPr>
-        <w:t>Fi-11　大家抢着买的东西，你不喜欢就不买。</w:t>
+        <w:t>Fi-11　大家都在买的东西，你不喜欢就不买。</w:t>
       </w:r>
     </w:p>
     <w:p>
@@ -13491,7 +13524,7 @@
           <w:i w:val="0"/>
           <w:sz w:val="20"/>
         </w:rPr>
-        <w:t>Fi-14　道歉你会等自己想清楚了才开口。</w:t>
+        <w:t>Fi-14　道歉你会等自己想清楚才开口。</w:t>
       </w:r>
     </w:p>
     <w:p>
@@ -13506,7 +13539,7 @@
           <w:i w:val="0"/>
           <w:sz w:val="20"/>
         </w:rPr>
-        <w:t>Fi-15　你只做自己真喜欢的那件事，别人怎么看另说。</w:t>
+        <w:t>Fi-15　你只做自己真喜欢的那件事。</w:t>
       </w:r>
     </w:p>
     <w:p>
@@ -13521,7 +13554,7 @@
           <w:i w:val="0"/>
           <w:sz w:val="20"/>
         </w:rPr>
-        <w:t>Fi-16　流行什么你就玩什么，自己喜不喜欢另说。（反）</w:t>
+        <w:t>Fi-16　流行什么你就跟着玩什么。（反）</w:t>
       </w:r>
     </w:p>
     <w:p>
@@ -13536,7 +13569,7 @@
           <w:i w:val="0"/>
           <w:sz w:val="20"/>
         </w:rPr>
-        <w:t>Fi-17　看到某条新闻，你心里会过不去很久。</w:t>
+        <w:t>Fi-17　看到某条新闻，你心里过不去很久。</w:t>
       </w:r>
     </w:p>
     <w:p>
@@ -13551,7 +13584,7 @@
           <w:i w:val="0"/>
           <w:sz w:val="20"/>
         </w:rPr>
-        <w:t>Fi-18　关系里你会反复确认自己是不是还在做自己。</w:t>
+        <w:t>Fi-18　关系里你会确认自己还在做自己。</w:t>
       </w:r>
     </w:p>
     <w:p>
@@ -13566,7 +13599,7 @@
           <w:i w:val="0"/>
           <w:sz w:val="20"/>
         </w:rPr>
-        <w:t>Fi-19　身体不舒服时，你会想这是不是自己不想面对什么。</w:t>
+        <w:t>Fi-19　身体不舒服，你会想是不是自己不想面对什么。</w:t>
       </w:r>
     </w:p>
     <w:p>

--- a/荣格八维测验-152题手册.docx
+++ b/荣格八维测验-152题手册.docx
@@ -3711,6 +3711,137 @@
           <w:sz w:val="21"/>
         </w:rPr>
         <w:t>可以在任意一题停下，进度存在这台设备上（同一浏览器）。建议分三次：第 1–50、51–100、101–152，每次十五分钟以内。中途不要回头改前面的答案——改的多半是「刚才那样答是不是显得我太怎么样」，那已经不是在答自己了。</w:t>
+      </w:r>
+    </w:p>
+    <w:p>
+      <w:pPr>
+        <w:keepNext/>
+        <w:spacing w:before="280" w:after="120" w:line="324" w:lineRule="auto"/>
+      </w:pPr>
+      <w:r>
+        <w:rPr>
+          <w:rFonts w:ascii="微软雅黑" w:hAnsi="微软雅黑" w:eastAsia="微软雅黑"/>
+          <w:b/>
+          <w:i w:val="0"/>
+          <w:sz w:val="27"/>
+        </w:rPr>
+        <w:t>4.4 精简版（80 题）</w:t>
+      </w:r>
+    </w:p>
+    <w:p>
+      <w:pPr>
+        <w:spacing w:before="0" w:after="120" w:line="372" w:lineRule="auto"/>
+        <w:ind w:firstLine="420"/>
+      </w:pPr>
+      <w:r>
+        <w:rPr>
+          <w:rFonts w:ascii="宋体" w:hAnsi="宋体" w:eastAsia="宋体"/>
+          <w:b w:val="0"/>
+          <w:i w:val="0"/>
+          <w:sz w:val="21"/>
+        </w:rPr>
+        <w:t>时间不够就用精简版：每个功能 10 题（十个生活域各 1 题、3 题反向），题量是完整版的一半，约 13 分钟。</w:t>
+      </w:r>
+    </w:p>
+    <w:p>
+      <w:pPr>
+        <w:spacing w:before="0" w:after="120" w:line="372" w:lineRule="auto"/>
+        <w:ind w:firstLine="420"/>
+      </w:pPr>
+      <w:r>
+        <w:rPr>
+          <w:rFonts w:ascii="宋体" w:hAnsi="宋体" w:eastAsia="宋体"/>
+          <w:b w:val="0"/>
+          <w:i w:val="0"/>
+          <w:sz w:val="21"/>
+        </w:rPr>
+        <w:t>计分规则完全一样，区别只在于样本少一半。经验上：</w:t>
+      </w:r>
+    </w:p>
+    <w:p>
+      <w:pPr>
+        <w:pStyle w:val="ListBullet"/>
+        <w:spacing w:before="0" w:after="60" w:line="360" w:lineRule="auto"/>
+        <w:ind w:left="510"/>
+      </w:pPr>
+      <w:r>
+        <w:rPr>
+          <w:rFonts w:ascii="宋体" w:hAnsi="宋体" w:eastAsia="宋体"/>
+          <w:b w:val="0"/>
+          <w:i w:val="0"/>
+          <w:sz w:val="21"/>
+        </w:rPr>
+        <w:t>「哪三个功能最强」通常还站得住；</w:t>
+      </w:r>
+    </w:p>
+    <w:p>
+      <w:pPr>
+        <w:pStyle w:val="ListBullet"/>
+        <w:spacing w:before="0" w:after="60" w:line="360" w:lineRule="auto"/>
+        <w:ind w:left="510"/>
+      </w:pPr>
+      <w:r>
+        <w:rPr>
+          <w:rFonts w:ascii="宋体" w:hAnsi="宋体" w:eastAsia="宋体"/>
+          <w:b w:val="0"/>
+          <w:i w:val="0"/>
+          <w:sz w:val="21"/>
+        </w:rPr>
+        <w:t>「第三与劣势之间的细微差别」就比较勉强，分数差 2–3 分时别当结论；</w:t>
+      </w:r>
+    </w:p>
+    <w:p>
+      <w:pPr>
+        <w:pStyle w:val="ListBullet"/>
+        <w:spacing w:before="0" w:after="60" w:line="360" w:lineRule="auto"/>
+        <w:ind w:left="510"/>
+      </w:pPr>
+      <w:r>
+        <w:rPr>
+          <w:rFonts w:ascii="宋体" w:hAnsi="宋体" w:eastAsia="宋体"/>
+          <w:b w:val="0"/>
+          <w:i w:val="0"/>
+          <w:sz w:val="21"/>
+        </w:rPr>
+        <w:t>所以精简版更容易出现「置信度：中」。想要更稳的结论，隔一段时间用完整版对照。</w:t>
+      </w:r>
+    </w:p>
+    <w:p>
+      <w:pPr>
+        <w:spacing w:before="0" w:after="120" w:line="372" w:lineRule="auto"/>
+        <w:ind w:firstLine="420"/>
+      </w:pPr>
+      <w:r>
+        <w:rPr>
+          <w:rFonts w:ascii="宋体" w:hAnsi="宋体" w:eastAsia="宋体"/>
+          <w:b w:val="0"/>
+          <w:i w:val="0"/>
+          <w:sz w:val="21"/>
+        </w:rPr>
+        <w:t>两版共用同一个题库：精简版是从 152 题里</w:t>
+      </w:r>
+      <w:r>
+        <w:rPr>
+          <w:rFonts w:ascii="宋体" w:hAnsi="宋体" w:eastAsia="宋体"/>
+          <w:b/>
+          <w:i w:val="0"/>
+          <w:sz w:val="21"/>
+        </w:rPr>
+        <w:t>确定性抽取</w:t>
+      </w:r>
+      <w:r>
+        <w:rPr>
+          <w:rFonts w:ascii="宋体" w:hAnsi="宋体" w:eastAsia="宋体"/>
+          <w:b w:val="0"/>
+          <w:i w:val="0"/>
+          <w:sz w:val="21"/>
+        </w:rPr>
+        <w:t>的子集（脚本 `likert8/make_lite.py`），抽了哪 80 题随时可查、可复现。</w:t>
+      </w:r>
+    </w:p>
+    <w:p>
+      <w:r>
+        <w:br w:type="page"/>
       </w:r>
     </w:p>
     <w:p>

--- a/荣格八维测验-152题手册.docx
+++ b/荣格八维测验-152题手册.docx
@@ -81,7 +81,7 @@
           <w:color w:val="6D7178"/>
           <w:sz w:val="22"/>
         </w:rPr>
-        <w:t>v3.2　·　2026-10-26</w:t>
+        <w:t>v3.4　·　2026-10-27</w:t>
       </w:r>
     </w:p>
     <w:p>
@@ -5135,7 +5135,7 @@
           <w:i w:val="0"/>
           <w:sz w:val="21"/>
         </w:rPr>
-        <w:t>＝把 152 题按题号奇偶分成两半，各自算一套八维分，两套排序的斯皮尔曼相关系数。它衡量的是「你的答案前后一致吗」。一个人在认真作答时，两半应该给出相似的形状；如果差得远，说明后半段在敷衍、或者题目被猜到了。</w:t>
+        <w:t>＝把按呈现顺序排好的题目按位置奇偶分成两半（网页版每次重新开始都会打乱题序，所以不是按题号），各自算一套八维分，两套排序的斯皮尔曼相关系数。它衡量的是「你的答案前后一致吗」。一个人在认真作答时，两半应该给出相似的形状；如果差得远，说明后半段在敷衍、或者题目被猜到了。</w:t>
       </w:r>
     </w:p>
     <w:tbl>
@@ -14706,7 +14706,7 @@
           <w:i w:val="0"/>
           <w:sz w:val="21"/>
         </w:rPr>
-        <w:t xml:space="preserve"> 这是一份自建工具；它内部是自洽的（题数等权、反向题配平、两个独立实现逐值一致），但</w:t>
+        <w:t xml:space="preserve"> 这是一份自建工具；它内部是自洽的（题数等权、反向题配平，计分内核有回归断言覆盖），但</w:t>
       </w:r>
       <w:r>
         <w:rPr>
